--- a/5Динамическая_генерация_игровых_миров_при_помощи_нейросетей.docx
+++ b/5Динамическая_генерация_игровых_миров_при_помощи_нейросетей.docx
@@ -5025,6 +5025,8 @@
       <w:r>
         <w:rPr>
           <w:highlight w:val="none"/>
+          <w:lang w:val="ru-RU"/>
+          <w14:ligatures w14:val="none"/>
         </w:rPr>
       </w:r>
       <w:r>
@@ -5058,6 +5060,7 @@
         <w:rPr>
           <w:highlight w:val="none"/>
           <w:lang w:val="ru-RU"/>
+          <w14:ligatures w14:val="none"/>
         </w:rPr>
       </w:r>
       <w:r>
@@ -5134,6 +5137,7 @@
         <w:rPr>
           <w:highlight w:val="none"/>
           <w:lang w:val="ru-RU"/>
+          <w14:ligatures w14:val="none"/>
         </w:rPr>
       </w:r>
       <w:r>
@@ -5500,6 +5504,7 @@
         <w:rPr>
           <w:highlight w:val="none"/>
           <w:lang w:val="ru-RU"/>
+          <w14:ligatures w14:val="none"/>
         </w:rPr>
       </w:r>
       <w:r>
@@ -5897,6 +5902,7 @@
       <w:r>
         <w:rPr>
           <w:highlight w:val="none"/>
+          <w14:ligatures w14:val="none"/>
         </w:rPr>
       </w:r>
       <w:r>
@@ -6438,6 +6444,7 @@
         <w:rPr>
           <w:b/>
           <w:bCs/>
+          <w:highlight w:val="none"/>
         </w:rPr>
       </w:pPr>
       <w:r>
@@ -6498,6 +6505,57 @@
         <w:rPr>
           <w:b/>
           <w:bCs/>
+          <w:highlight w:val="none"/>
+        </w:rPr>
+      </w:r>
+    </w:p>
+    <w:p>
+      <w:pPr>
+        <w:pStyle w:val="849"/>
+        <w:jc w:val="right"/>
+        <w:rPr>
+          <w14:ligatures w14:val="none"/>
+        </w:rPr>
+      </w:pPr>
+      <w:r>
+        <w:rPr>
+          <w:highlight w:val="none"/>
+        </w:rPr>
+        <w:t xml:space="preserve">Таблица 1</w:t>
+      </w:r>
+      <w:r>
+        <w:rPr>
+          <w:highlight w:val="none"/>
+        </w:rPr>
+        <w:t xml:space="preserve">.</w:t>
+      </w:r>
+      <w:r>
+        <w:rPr>
+          <w:highlight w:val="none"/>
+        </w:rPr>
+        <w:t xml:space="preserve">1</w:t>
+      </w:r>
+      <w:r>
+        <w:rPr>
+          <w:highlight w:val="none"/>
+        </w:rPr>
+        <w:t xml:space="preserve"> </w:t>
+      </w:r>
+      <w:r>
+        <w:rPr>
+          <w:highlight w:val="none"/>
+        </w:rPr>
+        <w:t xml:space="preserve">Матрица сопоставления бизнес процессов и критических факторов успеха</w:t>
+      </w:r>
+      <w:r>
+        <w:rPr>
+          <w:highlight w:val="none"/>
+        </w:rPr>
+        <w:t xml:space="preserve">.</w:t>
+      </w:r>
+      <w:r>
+        <w:rPr>
+          <w:highlight w:val="none"/>
         </w:rPr>
       </w:r>
     </w:p>
@@ -6648,7 +6706,7 @@
             </w:r>
             <w:r>
               <w:rPr>
-                <w:rFonts w:ascii="Times New Roman" w:hAnsi="Times New Roman" w:eastAsia="Times New Roman" w:cs="Times New Roman"/>
+                <w:rFonts w:ascii="Times New Roman" w:hAnsi="Times New Roman" w:cs="Times New Roman"/>
                 <w:sz w:val="24"/>
                 <w:szCs w:val="24"/>
               </w:rPr>
@@ -6727,7 +6785,7 @@
             </w:r>
             <w:r>
               <w:rPr>
-                <w:rFonts w:ascii="Times New Roman" w:hAnsi="Times New Roman" w:eastAsia="Times New Roman" w:cs="Times New Roman"/>
+                <w:rFonts w:ascii="Times New Roman" w:hAnsi="Times New Roman" w:cs="Times New Roman"/>
                 <w:sz w:val="24"/>
                 <w:szCs w:val="24"/>
               </w:rPr>
@@ -6798,7 +6856,7 @@
             </w:r>
             <w:r>
               <w:rPr>
-                <w:rFonts w:ascii="Times New Roman" w:hAnsi="Times New Roman" w:eastAsia="Times New Roman" w:cs="Times New Roman"/>
+                <w:rFonts w:ascii="Times New Roman" w:hAnsi="Times New Roman" w:cs="Times New Roman"/>
                 <w:sz w:val="24"/>
                 <w:szCs w:val="24"/>
               </w:rPr>
@@ -6884,7 +6942,7 @@
             </w:r>
             <w:r>
               <w:rPr>
-                <w:rFonts w:ascii="Times New Roman" w:hAnsi="Times New Roman" w:eastAsia="Times New Roman" w:cs="Times New Roman"/>
+                <w:rFonts w:ascii="Times New Roman" w:hAnsi="Times New Roman" w:cs="Times New Roman"/>
                 <w:sz w:val="24"/>
                 <w:szCs w:val="24"/>
               </w:rPr>
@@ -6915,7 +6973,7 @@
             </w:r>
             <w:r>
               <w:rPr>
-                <w:rFonts w:ascii="Times New Roman" w:hAnsi="Times New Roman" w:eastAsia="Times New Roman" w:cs="Times New Roman"/>
+                <w:rFonts w:ascii="Times New Roman" w:hAnsi="Times New Roman" w:cs="Times New Roman"/>
                 <w:sz w:val="24"/>
                 <w:szCs w:val="24"/>
               </w:rPr>
@@ -6986,7 +7044,7 @@
             </w:r>
             <w:r>
               <w:rPr>
-                <w:rFonts w:ascii="Times New Roman" w:hAnsi="Times New Roman" w:eastAsia="Times New Roman" w:cs="Times New Roman"/>
+                <w:rFonts w:ascii="Times New Roman" w:hAnsi="Times New Roman" w:cs="Times New Roman"/>
                 <w:sz w:val="24"/>
                 <w:szCs w:val="24"/>
               </w:rPr>
@@ -7057,7 +7115,7 @@
             </w:r>
             <w:r>
               <w:rPr>
-                <w:rFonts w:ascii="Times New Roman" w:hAnsi="Times New Roman" w:eastAsia="Times New Roman" w:cs="Times New Roman"/>
+                <w:rFonts w:ascii="Times New Roman" w:hAnsi="Times New Roman" w:cs="Times New Roman"/>
                 <w:sz w:val="24"/>
                 <w:szCs w:val="24"/>
               </w:rPr>
@@ -7097,7 +7155,7 @@
             </w:r>
             <w:r>
               <w:rPr>
-                <w:rFonts w:ascii="Times New Roman" w:hAnsi="Times New Roman" w:eastAsia="Times New Roman" w:cs="Times New Roman"/>
+                <w:rFonts w:ascii="Times New Roman" w:hAnsi="Times New Roman" w:cs="Times New Roman"/>
                 <w:sz w:val="24"/>
                 <w:szCs w:val="24"/>
               </w:rPr>
@@ -7216,7 +7274,7 @@
             </w:r>
             <w:r>
               <w:rPr>
-                <w:rFonts w:ascii="Times New Roman" w:hAnsi="Times New Roman" w:eastAsia="Times New Roman" w:cs="Times New Roman"/>
+                <w:rFonts w:ascii="Times New Roman" w:hAnsi="Times New Roman" w:cs="Times New Roman"/>
                 <w:sz w:val="24"/>
                 <w:szCs w:val="24"/>
               </w:rPr>
@@ -7255,7 +7313,7 @@
             </w:r>
             <w:r>
               <w:rPr>
-                <w:rFonts w:ascii="Times New Roman" w:hAnsi="Times New Roman" w:eastAsia="Times New Roman" w:cs="Times New Roman"/>
+                <w:rFonts w:ascii="Times New Roman" w:hAnsi="Times New Roman" w:cs="Times New Roman"/>
                 <w:sz w:val="24"/>
                 <w:szCs w:val="24"/>
               </w:rPr>
@@ -7294,7 +7352,7 @@
             </w:r>
             <w:r>
               <w:rPr>
-                <w:rFonts w:ascii="Times New Roman" w:hAnsi="Times New Roman" w:eastAsia="Times New Roman" w:cs="Times New Roman"/>
+                <w:rFonts w:ascii="Times New Roman" w:hAnsi="Times New Roman" w:cs="Times New Roman"/>
                 <w:sz w:val="24"/>
                 <w:szCs w:val="24"/>
               </w:rPr>
@@ -7333,7 +7391,7 @@
             </w:r>
             <w:r>
               <w:rPr>
-                <w:rFonts w:ascii="Times New Roman" w:hAnsi="Times New Roman" w:eastAsia="Times New Roman" w:cs="Times New Roman"/>
+                <w:rFonts w:ascii="Times New Roman" w:hAnsi="Times New Roman" w:cs="Times New Roman"/>
                 <w:sz w:val="24"/>
                 <w:szCs w:val="24"/>
               </w:rPr>
@@ -7372,7 +7430,7 @@
             </w:r>
             <w:r>
               <w:rPr>
-                <w:rFonts w:ascii="Times New Roman" w:hAnsi="Times New Roman" w:eastAsia="Times New Roman" w:cs="Times New Roman"/>
+                <w:rFonts w:ascii="Times New Roman" w:hAnsi="Times New Roman" w:cs="Times New Roman"/>
                 <w:sz w:val="24"/>
                 <w:szCs w:val="24"/>
               </w:rPr>
@@ -7412,7 +7470,7 @@
             </w:r>
             <w:r>
               <w:rPr>
-                <w:rFonts w:ascii="Times New Roman" w:hAnsi="Times New Roman" w:eastAsia="Times New Roman" w:cs="Times New Roman"/>
+                <w:rFonts w:ascii="Times New Roman" w:hAnsi="Times New Roman" w:cs="Times New Roman"/>
                 <w:sz w:val="24"/>
                 <w:szCs w:val="24"/>
               </w:rPr>
@@ -7452,7 +7510,7 @@
             </w:r>
             <w:r>
               <w:rPr>
-                <w:rFonts w:ascii="Times New Roman" w:hAnsi="Times New Roman" w:eastAsia="Times New Roman" w:cs="Times New Roman"/>
+                <w:rFonts w:ascii="Times New Roman" w:hAnsi="Times New Roman" w:cs="Times New Roman"/>
                 <w:sz w:val="24"/>
                 <w:szCs w:val="24"/>
               </w:rPr>
@@ -7497,7 +7555,7 @@
             </w:r>
             <w:r>
               <w:rPr>
-                <w:rFonts w:ascii="Times New Roman" w:hAnsi="Times New Roman" w:eastAsia="Times New Roman" w:cs="Times New Roman"/>
+                <w:rFonts w:ascii="Times New Roman" w:hAnsi="Times New Roman" w:cs="Times New Roman"/>
                 <w:sz w:val="24"/>
                 <w:szCs w:val="24"/>
               </w:rPr>
@@ -7536,7 +7594,7 @@
             </w:r>
             <w:r>
               <w:rPr>
-                <w:rFonts w:ascii="Times New Roman" w:hAnsi="Times New Roman" w:eastAsia="Times New Roman" w:cs="Times New Roman"/>
+                <w:rFonts w:ascii="Times New Roman" w:hAnsi="Times New Roman" w:cs="Times New Roman"/>
                 <w:sz w:val="24"/>
                 <w:szCs w:val="24"/>
               </w:rPr>
@@ -7575,7 +7633,7 @@
             </w:r>
             <w:r>
               <w:rPr>
-                <w:rFonts w:ascii="Times New Roman" w:hAnsi="Times New Roman" w:eastAsia="Times New Roman" w:cs="Times New Roman"/>
+                <w:rFonts w:ascii="Times New Roman" w:hAnsi="Times New Roman" w:cs="Times New Roman"/>
                 <w:sz w:val="24"/>
                 <w:szCs w:val="24"/>
               </w:rPr>
@@ -7614,7 +7672,7 @@
             </w:r>
             <w:r>
               <w:rPr>
-                <w:rFonts w:ascii="Times New Roman" w:hAnsi="Times New Roman" w:eastAsia="Times New Roman" w:cs="Times New Roman"/>
+                <w:rFonts w:ascii="Times New Roman" w:hAnsi="Times New Roman" w:cs="Times New Roman"/>
                 <w:sz w:val="24"/>
                 <w:szCs w:val="24"/>
               </w:rPr>
@@ -7653,7 +7711,7 @@
             </w:r>
             <w:r>
               <w:rPr>
-                <w:rFonts w:ascii="Times New Roman" w:hAnsi="Times New Roman" w:eastAsia="Times New Roman" w:cs="Times New Roman"/>
+                <w:rFonts w:ascii="Times New Roman" w:hAnsi="Times New Roman" w:cs="Times New Roman"/>
                 <w:sz w:val="24"/>
                 <w:szCs w:val="24"/>
               </w:rPr>
@@ -7692,7 +7750,7 @@
             </w:r>
             <w:r>
               <w:rPr>
-                <w:rFonts w:ascii="Times New Roman" w:hAnsi="Times New Roman" w:eastAsia="Times New Roman" w:cs="Times New Roman"/>
+                <w:rFonts w:ascii="Times New Roman" w:hAnsi="Times New Roman" w:cs="Times New Roman"/>
                 <w:sz w:val="24"/>
                 <w:szCs w:val="24"/>
               </w:rPr>
@@ -7731,7 +7789,7 @@
             </w:r>
             <w:r>
               <w:rPr>
-                <w:rFonts w:ascii="Times New Roman" w:hAnsi="Times New Roman" w:eastAsia="Times New Roman" w:cs="Times New Roman"/>
+                <w:rFonts w:ascii="Times New Roman" w:hAnsi="Times New Roman" w:cs="Times New Roman"/>
                 <w:sz w:val="24"/>
                 <w:szCs w:val="24"/>
               </w:rPr>
@@ -7770,7 +7828,7 @@
             </w:r>
             <w:r>
               <w:rPr>
-                <w:rFonts w:ascii="Times New Roman" w:hAnsi="Times New Roman" w:eastAsia="Times New Roman" w:cs="Times New Roman"/>
+                <w:rFonts w:ascii="Times New Roman" w:hAnsi="Times New Roman" w:cs="Times New Roman"/>
                 <w:sz w:val="24"/>
                 <w:szCs w:val="24"/>
               </w:rPr>
@@ -8191,7 +8249,7 @@
             </w:r>
             <w:r>
               <w:rPr>
-                <w:rFonts w:ascii="Times New Roman" w:hAnsi="Times New Roman" w:eastAsia="Times New Roman" w:cs="Times New Roman"/>
+                <w:rFonts w:ascii="Times New Roman" w:hAnsi="Times New Roman" w:cs="Times New Roman"/>
                 <w:sz w:val="24"/>
                 <w:szCs w:val="24"/>
               </w:rPr>
@@ -8230,7 +8288,7 @@
             </w:r>
             <w:r>
               <w:rPr>
-                <w:rFonts w:ascii="Times New Roman" w:hAnsi="Times New Roman" w:eastAsia="Times New Roman" w:cs="Times New Roman"/>
+                <w:rFonts w:ascii="Times New Roman" w:hAnsi="Times New Roman" w:cs="Times New Roman"/>
                 <w:sz w:val="24"/>
                 <w:szCs w:val="24"/>
               </w:rPr>
@@ -8269,7 +8327,7 @@
             </w:r>
             <w:r>
               <w:rPr>
-                <w:rFonts w:ascii="Times New Roman" w:hAnsi="Times New Roman" w:eastAsia="Times New Roman" w:cs="Times New Roman"/>
+                <w:rFonts w:ascii="Times New Roman" w:hAnsi="Times New Roman" w:cs="Times New Roman"/>
                 <w:sz w:val="24"/>
                 <w:szCs w:val="24"/>
               </w:rPr>
@@ -8308,7 +8366,7 @@
             </w:r>
             <w:r>
               <w:rPr>
-                <w:rFonts w:ascii="Times New Roman" w:hAnsi="Times New Roman" w:eastAsia="Times New Roman" w:cs="Times New Roman"/>
+                <w:rFonts w:ascii="Times New Roman" w:hAnsi="Times New Roman" w:cs="Times New Roman"/>
                 <w:sz w:val="24"/>
                 <w:szCs w:val="24"/>
               </w:rPr>
@@ -8347,7 +8405,7 @@
             </w:r>
             <w:r>
               <w:rPr>
-                <w:rFonts w:ascii="Times New Roman" w:hAnsi="Times New Roman" w:eastAsia="Times New Roman" w:cs="Times New Roman"/>
+                <w:rFonts w:ascii="Times New Roman" w:hAnsi="Times New Roman" w:cs="Times New Roman"/>
                 <w:sz w:val="24"/>
                 <w:szCs w:val="24"/>
               </w:rPr>
@@ -8386,7 +8444,7 @@
             </w:r>
             <w:r>
               <w:rPr>
-                <w:rFonts w:ascii="Times New Roman" w:hAnsi="Times New Roman" w:eastAsia="Times New Roman" w:cs="Times New Roman"/>
+                <w:rFonts w:ascii="Times New Roman" w:hAnsi="Times New Roman" w:cs="Times New Roman"/>
                 <w:sz w:val="24"/>
                 <w:szCs w:val="24"/>
               </w:rPr>
@@ -8425,7 +8483,7 @@
             </w:r>
             <w:r>
               <w:rPr>
-                <w:rFonts w:ascii="Times New Roman" w:hAnsi="Times New Roman" w:eastAsia="Times New Roman" w:cs="Times New Roman"/>
+                <w:rFonts w:ascii="Times New Roman" w:hAnsi="Times New Roman" w:cs="Times New Roman"/>
                 <w:sz w:val="24"/>
                 <w:szCs w:val="24"/>
               </w:rPr>
@@ -8468,7 +8526,7 @@
             </w:r>
             <w:r>
               <w:rPr>
-                <w:rFonts w:ascii="Times New Roman" w:hAnsi="Times New Roman" w:eastAsia="Times New Roman" w:cs="Times New Roman"/>
+                <w:rFonts w:ascii="Times New Roman" w:hAnsi="Times New Roman" w:cs="Times New Roman"/>
                 <w:sz w:val="24"/>
                 <w:szCs w:val="24"/>
               </w:rPr>
@@ -8507,7 +8565,7 @@
             </w:r>
             <w:r>
               <w:rPr>
-                <w:rFonts w:ascii="Times New Roman" w:hAnsi="Times New Roman" w:eastAsia="Times New Roman" w:cs="Times New Roman"/>
+                <w:rFonts w:ascii="Times New Roman" w:hAnsi="Times New Roman" w:cs="Times New Roman"/>
                 <w:sz w:val="24"/>
                 <w:szCs w:val="24"/>
               </w:rPr>
@@ -8546,7 +8604,7 @@
             </w:r>
             <w:r>
               <w:rPr>
-                <w:rFonts w:ascii="Times New Roman" w:hAnsi="Times New Roman" w:eastAsia="Times New Roman" w:cs="Times New Roman"/>
+                <w:rFonts w:ascii="Times New Roman" w:hAnsi="Times New Roman" w:cs="Times New Roman"/>
                 <w:sz w:val="24"/>
                 <w:szCs w:val="24"/>
               </w:rPr>
@@ -8585,7 +8643,7 @@
             </w:r>
             <w:r>
               <w:rPr>
-                <w:rFonts w:ascii="Times New Roman" w:hAnsi="Times New Roman" w:eastAsia="Times New Roman" w:cs="Times New Roman"/>
+                <w:rFonts w:ascii="Times New Roman" w:hAnsi="Times New Roman" w:cs="Times New Roman"/>
                 <w:sz w:val="24"/>
                 <w:szCs w:val="24"/>
               </w:rPr>
@@ -8624,7 +8682,7 @@
             </w:r>
             <w:r>
               <w:rPr>
-                <w:rFonts w:ascii="Times New Roman" w:hAnsi="Times New Roman" w:eastAsia="Times New Roman" w:cs="Times New Roman"/>
+                <w:rFonts w:ascii="Times New Roman" w:hAnsi="Times New Roman" w:cs="Times New Roman"/>
                 <w:sz w:val="24"/>
                 <w:szCs w:val="24"/>
               </w:rPr>
@@ -8663,7 +8721,7 @@
             </w:r>
             <w:r>
               <w:rPr>
-                <w:rFonts w:ascii="Times New Roman" w:hAnsi="Times New Roman" w:eastAsia="Times New Roman" w:cs="Times New Roman"/>
+                <w:rFonts w:ascii="Times New Roman" w:hAnsi="Times New Roman" w:cs="Times New Roman"/>
                 <w:sz w:val="24"/>
                 <w:szCs w:val="24"/>
               </w:rPr>
@@ -8702,7 +8760,7 @@
             </w:r>
             <w:r>
               <w:rPr>
-                <w:rFonts w:ascii="Times New Roman" w:hAnsi="Times New Roman" w:eastAsia="Times New Roman" w:cs="Times New Roman"/>
+                <w:rFonts w:ascii="Times New Roman" w:hAnsi="Times New Roman" w:cs="Times New Roman"/>
                 <w:sz w:val="24"/>
                 <w:szCs w:val="24"/>
               </w:rPr>
@@ -8741,7 +8799,7 @@
             </w:r>
             <w:r>
               <w:rPr>
-                <w:rFonts w:ascii="Times New Roman" w:hAnsi="Times New Roman" w:eastAsia="Times New Roman" w:cs="Times New Roman"/>
+                <w:rFonts w:ascii="Times New Roman" w:hAnsi="Times New Roman" w:cs="Times New Roman"/>
                 <w:sz w:val="24"/>
                 <w:szCs w:val="24"/>
               </w:rPr>
@@ -8827,7 +8885,7 @@
             </w:r>
             <w:r>
               <w:rPr>
-                <w:rFonts w:ascii="Times New Roman" w:hAnsi="Times New Roman" w:eastAsia="Times New Roman" w:cs="Times New Roman"/>
+                <w:rFonts w:ascii="Times New Roman" w:hAnsi="Times New Roman" w:cs="Times New Roman"/>
                 <w:sz w:val="24"/>
                 <w:szCs w:val="24"/>
               </w:rPr>
@@ -8866,7 +8924,7 @@
             </w:r>
             <w:r>
               <w:rPr>
-                <w:rFonts w:ascii="Times New Roman" w:hAnsi="Times New Roman" w:eastAsia="Times New Roman" w:cs="Times New Roman"/>
+                <w:rFonts w:ascii="Times New Roman" w:hAnsi="Times New Roman" w:cs="Times New Roman"/>
                 <w:sz w:val="24"/>
                 <w:szCs w:val="24"/>
               </w:rPr>
@@ -8905,7 +8963,7 @@
             </w:r>
             <w:r>
               <w:rPr>
-                <w:rFonts w:ascii="Times New Roman" w:hAnsi="Times New Roman" w:eastAsia="Times New Roman" w:cs="Times New Roman"/>
+                <w:rFonts w:ascii="Times New Roman" w:hAnsi="Times New Roman" w:cs="Times New Roman"/>
                 <w:sz w:val="24"/>
                 <w:szCs w:val="24"/>
               </w:rPr>
@@ -8944,7 +9002,7 @@
             </w:r>
             <w:r>
               <w:rPr>
-                <w:rFonts w:ascii="Times New Roman" w:hAnsi="Times New Roman" w:eastAsia="Times New Roman" w:cs="Times New Roman"/>
+                <w:rFonts w:ascii="Times New Roman" w:hAnsi="Times New Roman" w:cs="Times New Roman"/>
                 <w:sz w:val="24"/>
                 <w:szCs w:val="24"/>
               </w:rPr>
@@ -8984,7 +9042,7 @@
             </w:r>
             <w:r>
               <w:rPr>
-                <w:rFonts w:ascii="Times New Roman" w:hAnsi="Times New Roman" w:eastAsia="Times New Roman" w:cs="Times New Roman"/>
+                <w:rFonts w:ascii="Times New Roman" w:hAnsi="Times New Roman" w:cs="Times New Roman"/>
                 <w:sz w:val="24"/>
                 <w:szCs w:val="24"/>
               </w:rPr>
@@ -9023,7 +9081,7 @@
             </w:r>
             <w:r>
               <w:rPr>
-                <w:rFonts w:ascii="Times New Roman" w:hAnsi="Times New Roman" w:eastAsia="Times New Roman" w:cs="Times New Roman"/>
+                <w:rFonts w:ascii="Times New Roman" w:hAnsi="Times New Roman" w:cs="Times New Roman"/>
                 <w:sz w:val="24"/>
                 <w:szCs w:val="24"/>
               </w:rPr>
@@ -9063,7 +9121,7 @@
             </w:r>
             <w:r>
               <w:rPr>
-                <w:rFonts w:ascii="Times New Roman" w:hAnsi="Times New Roman" w:eastAsia="Times New Roman" w:cs="Times New Roman"/>
+                <w:rFonts w:ascii="Times New Roman" w:hAnsi="Times New Roman" w:cs="Times New Roman"/>
                 <w:sz w:val="24"/>
                 <w:szCs w:val="24"/>
               </w:rPr>
@@ -9450,7 +9508,7 @@
             </w:r>
             <w:r>
               <w:rPr>
-                <w:rFonts w:ascii="Times New Roman" w:hAnsi="Times New Roman" w:eastAsia="Times New Roman" w:cs="Times New Roman"/>
+                <w:rFonts w:ascii="Times New Roman" w:hAnsi="Times New Roman" w:cs="Times New Roman"/>
                 <w:sz w:val="24"/>
                 <w:szCs w:val="24"/>
               </w:rPr>
@@ -9491,7 +9549,7 @@
             </w:r>
             <w:r>
               <w:rPr>
-                <w:rFonts w:ascii="Times New Roman" w:hAnsi="Times New Roman" w:eastAsia="Times New Roman" w:cs="Times New Roman"/>
+                <w:rFonts w:ascii="Times New Roman" w:hAnsi="Times New Roman" w:cs="Times New Roman"/>
                 <w:sz w:val="24"/>
                 <w:szCs w:val="24"/>
               </w:rPr>
@@ -9532,7 +9590,7 @@
             </w:r>
             <w:r>
               <w:rPr>
-                <w:rFonts w:ascii="Times New Roman" w:hAnsi="Times New Roman" w:eastAsia="Times New Roman" w:cs="Times New Roman"/>
+                <w:rFonts w:ascii="Times New Roman" w:hAnsi="Times New Roman" w:cs="Times New Roman"/>
                 <w:sz w:val="24"/>
                 <w:szCs w:val="24"/>
               </w:rPr>
@@ -9572,7 +9630,7 @@
             </w:r>
             <w:r>
               <w:rPr>
-                <w:rFonts w:ascii="Times New Roman" w:hAnsi="Times New Roman" w:eastAsia="Times New Roman" w:cs="Times New Roman"/>
+                <w:rFonts w:ascii="Times New Roman" w:hAnsi="Times New Roman" w:cs="Times New Roman"/>
                 <w:sz w:val="24"/>
                 <w:szCs w:val="24"/>
               </w:rPr>
@@ -9613,7 +9671,7 @@
             </w:r>
             <w:r>
               <w:rPr>
-                <w:rFonts w:ascii="Times New Roman" w:hAnsi="Times New Roman" w:eastAsia="Times New Roman" w:cs="Times New Roman"/>
+                <w:rFonts w:ascii="Times New Roman" w:hAnsi="Times New Roman" w:cs="Times New Roman"/>
                 <w:sz w:val="24"/>
                 <w:szCs w:val="24"/>
               </w:rPr>
@@ -9654,7 +9712,7 @@
             </w:r>
             <w:r>
               <w:rPr>
-                <w:rFonts w:ascii="Times New Roman" w:hAnsi="Times New Roman" w:eastAsia="Times New Roman" w:cs="Times New Roman"/>
+                <w:rFonts w:ascii="Times New Roman" w:hAnsi="Times New Roman" w:cs="Times New Roman"/>
                 <w:sz w:val="24"/>
                 <w:szCs w:val="24"/>
               </w:rPr>
@@ -9695,7 +9753,7 @@
             </w:r>
             <w:r>
               <w:rPr>
-                <w:rFonts w:ascii="Times New Roman" w:hAnsi="Times New Roman" w:eastAsia="Times New Roman" w:cs="Times New Roman"/>
+                <w:rFonts w:ascii="Times New Roman" w:hAnsi="Times New Roman" w:cs="Times New Roman"/>
                 <w:sz w:val="24"/>
                 <w:szCs w:val="24"/>
               </w:rPr>
@@ -9987,7 +10045,7 @@
             </w:r>
             <w:r>
               <w:rPr>
-                <w:rFonts w:ascii="Times New Roman" w:hAnsi="Times New Roman" w:eastAsia="Times New Roman" w:cs="Times New Roman"/>
+                <w:rFonts w:ascii="Times New Roman" w:hAnsi="Times New Roman" w:cs="Times New Roman"/>
                 <w:sz w:val="24"/>
                 <w:szCs w:val="24"/>
               </w:rPr>
@@ -10027,7 +10085,7 @@
             </w:r>
             <w:r>
               <w:rPr>
-                <w:rFonts w:ascii="Times New Roman" w:hAnsi="Times New Roman" w:eastAsia="Times New Roman" w:cs="Times New Roman"/>
+                <w:rFonts w:ascii="Times New Roman" w:hAnsi="Times New Roman" w:cs="Times New Roman"/>
                 <w:sz w:val="24"/>
                 <w:szCs w:val="24"/>
               </w:rPr>
@@ -10067,7 +10125,7 @@
             </w:r>
             <w:r>
               <w:rPr>
-                <w:rFonts w:ascii="Times New Roman" w:hAnsi="Times New Roman" w:eastAsia="Times New Roman" w:cs="Times New Roman"/>
+                <w:rFonts w:ascii="Times New Roman" w:hAnsi="Times New Roman" w:cs="Times New Roman"/>
                 <w:sz w:val="24"/>
                 <w:szCs w:val="24"/>
               </w:rPr>
@@ -10107,7 +10165,7 @@
             </w:r>
             <w:r>
               <w:rPr>
-                <w:rFonts w:ascii="Times New Roman" w:hAnsi="Times New Roman" w:eastAsia="Times New Roman" w:cs="Times New Roman"/>
+                <w:rFonts w:ascii="Times New Roman" w:hAnsi="Times New Roman" w:cs="Times New Roman"/>
                 <w:sz w:val="24"/>
                 <w:szCs w:val="24"/>
               </w:rPr>
@@ -10147,7 +10205,7 @@
             </w:r>
             <w:r>
               <w:rPr>
-                <w:rFonts w:ascii="Times New Roman" w:hAnsi="Times New Roman" w:eastAsia="Times New Roman" w:cs="Times New Roman"/>
+                <w:rFonts w:ascii="Times New Roman" w:hAnsi="Times New Roman" w:cs="Times New Roman"/>
                 <w:sz w:val="24"/>
                 <w:szCs w:val="24"/>
               </w:rPr>
@@ -10187,7 +10245,7 @@
             </w:r>
             <w:r>
               <w:rPr>
-                <w:rFonts w:ascii="Times New Roman" w:hAnsi="Times New Roman" w:eastAsia="Times New Roman" w:cs="Times New Roman"/>
+                <w:rFonts w:ascii="Times New Roman" w:hAnsi="Times New Roman" w:cs="Times New Roman"/>
                 <w:sz w:val="24"/>
                 <w:szCs w:val="24"/>
               </w:rPr>
@@ -10227,7 +10285,7 @@
             </w:r>
             <w:r>
               <w:rPr>
-                <w:rFonts w:ascii="Times New Roman" w:hAnsi="Times New Roman" w:eastAsia="Times New Roman" w:cs="Times New Roman"/>
+                <w:rFonts w:ascii="Times New Roman" w:hAnsi="Times New Roman" w:cs="Times New Roman"/>
                 <w:sz w:val="24"/>
                 <w:szCs w:val="24"/>
               </w:rPr>
@@ -10475,7 +10533,7 @@
             </w:r>
             <w:r>
               <w:rPr>
-                <w:rFonts w:ascii="Times New Roman" w:hAnsi="Times New Roman" w:eastAsia="Times New Roman" w:cs="Times New Roman"/>
+                <w:rFonts w:ascii="Times New Roman" w:hAnsi="Times New Roman" w:cs="Times New Roman"/>
                 <w:sz w:val="24"/>
                 <w:szCs w:val="24"/>
               </w:rPr>
@@ -10516,7 +10574,7 @@
             </w:r>
             <w:r>
               <w:rPr>
-                <w:rFonts w:ascii="Times New Roman" w:hAnsi="Times New Roman" w:eastAsia="Times New Roman" w:cs="Times New Roman"/>
+                <w:rFonts w:ascii="Times New Roman" w:hAnsi="Times New Roman" w:cs="Times New Roman"/>
                 <w:sz w:val="24"/>
                 <w:szCs w:val="24"/>
               </w:rPr>
@@ -10556,7 +10614,7 @@
             </w:r>
             <w:r>
               <w:rPr>
-                <w:rFonts w:ascii="Times New Roman" w:hAnsi="Times New Roman" w:eastAsia="Times New Roman" w:cs="Times New Roman"/>
+                <w:rFonts w:ascii="Times New Roman" w:hAnsi="Times New Roman" w:cs="Times New Roman"/>
                 <w:sz w:val="24"/>
                 <w:szCs w:val="24"/>
               </w:rPr>
@@ -10597,7 +10655,7 @@
             </w:r>
             <w:r>
               <w:rPr>
-                <w:rFonts w:ascii="Times New Roman" w:hAnsi="Times New Roman" w:eastAsia="Times New Roman" w:cs="Times New Roman"/>
+                <w:rFonts w:ascii="Times New Roman" w:hAnsi="Times New Roman" w:cs="Times New Roman"/>
                 <w:sz w:val="24"/>
                 <w:szCs w:val="24"/>
               </w:rPr>
@@ -10637,7 +10695,7 @@
             </w:r>
             <w:r>
               <w:rPr>
-                <w:rFonts w:ascii="Times New Roman" w:hAnsi="Times New Roman" w:eastAsia="Times New Roman" w:cs="Times New Roman"/>
+                <w:rFonts w:ascii="Times New Roman" w:hAnsi="Times New Roman" w:cs="Times New Roman"/>
                 <w:sz w:val="24"/>
                 <w:szCs w:val="24"/>
               </w:rPr>
@@ -10677,7 +10735,7 @@
             </w:r>
             <w:r>
               <w:rPr>
-                <w:rFonts w:ascii="Times New Roman" w:hAnsi="Times New Roman" w:eastAsia="Times New Roman" w:cs="Times New Roman"/>
+                <w:rFonts w:ascii="Times New Roman" w:hAnsi="Times New Roman" w:cs="Times New Roman"/>
                 <w:sz w:val="24"/>
                 <w:szCs w:val="24"/>
               </w:rPr>
@@ -10718,7 +10776,7 @@
             </w:r>
             <w:r>
               <w:rPr>
-                <w:rFonts w:ascii="Times New Roman" w:hAnsi="Times New Roman" w:eastAsia="Times New Roman" w:cs="Times New Roman"/>
+                <w:rFonts w:ascii="Times New Roman" w:hAnsi="Times New Roman" w:cs="Times New Roman"/>
                 <w:sz w:val="24"/>
                 <w:szCs w:val="24"/>
               </w:rPr>
@@ -11066,7 +11124,7 @@
             </w:r>
             <w:r>
               <w:rPr>
-                <w:rFonts w:ascii="Times New Roman" w:hAnsi="Times New Roman" w:eastAsia="Times New Roman" w:cs="Times New Roman"/>
+                <w:rFonts w:ascii="Times New Roman" w:hAnsi="Times New Roman" w:cs="Times New Roman"/>
                 <w:sz w:val="24"/>
                 <w:szCs w:val="24"/>
               </w:rPr>
@@ -11106,7 +11164,7 @@
             </w:r>
             <w:r>
               <w:rPr>
-                <w:rFonts w:ascii="Times New Roman" w:hAnsi="Times New Roman" w:eastAsia="Times New Roman" w:cs="Times New Roman"/>
+                <w:rFonts w:ascii="Times New Roman" w:hAnsi="Times New Roman" w:cs="Times New Roman"/>
                 <w:sz w:val="24"/>
                 <w:szCs w:val="24"/>
               </w:rPr>
@@ -11146,7 +11204,7 @@
             </w:r>
             <w:r>
               <w:rPr>
-                <w:rFonts w:ascii="Times New Roman" w:hAnsi="Times New Roman" w:eastAsia="Times New Roman" w:cs="Times New Roman"/>
+                <w:rFonts w:ascii="Times New Roman" w:hAnsi="Times New Roman" w:cs="Times New Roman"/>
                 <w:sz w:val="24"/>
                 <w:szCs w:val="24"/>
               </w:rPr>
@@ -11186,7 +11244,7 @@
             </w:r>
             <w:r>
               <w:rPr>
-                <w:rFonts w:ascii="Times New Roman" w:hAnsi="Times New Roman" w:eastAsia="Times New Roman" w:cs="Times New Roman"/>
+                <w:rFonts w:ascii="Times New Roman" w:hAnsi="Times New Roman" w:cs="Times New Roman"/>
                 <w:sz w:val="24"/>
                 <w:szCs w:val="24"/>
               </w:rPr>
@@ -11226,7 +11284,7 @@
             </w:r>
             <w:r>
               <w:rPr>
-                <w:rFonts w:ascii="Times New Roman" w:hAnsi="Times New Roman" w:eastAsia="Times New Roman" w:cs="Times New Roman"/>
+                <w:rFonts w:ascii="Times New Roman" w:hAnsi="Times New Roman" w:cs="Times New Roman"/>
                 <w:sz w:val="24"/>
                 <w:szCs w:val="24"/>
               </w:rPr>
@@ -11266,7 +11324,7 @@
             </w:r>
             <w:r>
               <w:rPr>
-                <w:rFonts w:ascii="Times New Roman" w:hAnsi="Times New Roman" w:eastAsia="Times New Roman" w:cs="Times New Roman"/>
+                <w:rFonts w:ascii="Times New Roman" w:hAnsi="Times New Roman" w:cs="Times New Roman"/>
                 <w:sz w:val="24"/>
                 <w:szCs w:val="24"/>
               </w:rPr>
@@ -11306,7 +11364,7 @@
             </w:r>
             <w:r>
               <w:rPr>
-                <w:rFonts w:ascii="Times New Roman" w:hAnsi="Times New Roman" w:eastAsia="Times New Roman" w:cs="Times New Roman"/>
+                <w:rFonts w:ascii="Times New Roman" w:hAnsi="Times New Roman" w:cs="Times New Roman"/>
                 <w:sz w:val="24"/>
                 <w:szCs w:val="24"/>
               </w:rPr>
@@ -11553,7 +11611,7 @@
             </w:r>
             <w:r>
               <w:rPr>
-                <w:rFonts w:ascii="Times New Roman" w:hAnsi="Times New Roman" w:eastAsia="Times New Roman" w:cs="Times New Roman"/>
+                <w:rFonts w:ascii="Times New Roman" w:hAnsi="Times New Roman" w:cs="Times New Roman"/>
                 <w:sz w:val="24"/>
                 <w:szCs w:val="24"/>
               </w:rPr>
@@ -11593,7 +11651,7 @@
             </w:r>
             <w:r>
               <w:rPr>
-                <w:rFonts w:ascii="Times New Roman" w:hAnsi="Times New Roman" w:eastAsia="Times New Roman" w:cs="Times New Roman"/>
+                <w:rFonts w:ascii="Times New Roman" w:hAnsi="Times New Roman" w:cs="Times New Roman"/>
                 <w:sz w:val="24"/>
                 <w:szCs w:val="24"/>
               </w:rPr>
@@ -11633,7 +11691,7 @@
             </w:r>
             <w:r>
               <w:rPr>
-                <w:rFonts w:ascii="Times New Roman" w:hAnsi="Times New Roman" w:eastAsia="Times New Roman" w:cs="Times New Roman"/>
+                <w:rFonts w:ascii="Times New Roman" w:hAnsi="Times New Roman" w:cs="Times New Roman"/>
                 <w:sz w:val="24"/>
                 <w:szCs w:val="24"/>
               </w:rPr>
@@ -11673,7 +11731,7 @@
             </w:r>
             <w:r>
               <w:rPr>
-                <w:rFonts w:ascii="Times New Roman" w:hAnsi="Times New Roman" w:eastAsia="Times New Roman" w:cs="Times New Roman"/>
+                <w:rFonts w:ascii="Times New Roman" w:hAnsi="Times New Roman" w:cs="Times New Roman"/>
                 <w:sz w:val="24"/>
                 <w:szCs w:val="24"/>
               </w:rPr>
@@ -11713,7 +11771,7 @@
             </w:r>
             <w:r>
               <w:rPr>
-                <w:rFonts w:ascii="Times New Roman" w:hAnsi="Times New Roman" w:eastAsia="Times New Roman" w:cs="Times New Roman"/>
+                <w:rFonts w:ascii="Times New Roman" w:hAnsi="Times New Roman" w:cs="Times New Roman"/>
                 <w:sz w:val="24"/>
                 <w:szCs w:val="24"/>
               </w:rPr>
@@ -11753,7 +11811,7 @@
             </w:r>
             <w:r>
               <w:rPr>
-                <w:rFonts w:ascii="Times New Roman" w:hAnsi="Times New Roman" w:eastAsia="Times New Roman" w:cs="Times New Roman"/>
+                <w:rFonts w:ascii="Times New Roman" w:hAnsi="Times New Roman" w:cs="Times New Roman"/>
                 <w:sz w:val="24"/>
                 <w:szCs w:val="24"/>
               </w:rPr>
@@ -11793,7 +11851,7 @@
             </w:r>
             <w:r>
               <w:rPr>
-                <w:rFonts w:ascii="Times New Roman" w:hAnsi="Times New Roman" w:eastAsia="Times New Roman" w:cs="Times New Roman"/>
+                <w:rFonts w:ascii="Times New Roman" w:hAnsi="Times New Roman" w:cs="Times New Roman"/>
                 <w:sz w:val="24"/>
                 <w:szCs w:val="24"/>
               </w:rPr>
@@ -12843,6 +12901,13 @@
           <w:lang w:val="ru-RU"/>
         </w:rPr>
       </w:r>
+      <w:r>
+        <w:rPr>
+          <w:rStyle w:val="848"/>
+          <w:highlight w:val="none"/>
+          <w:lang w:val="ru-RU"/>
+        </w:rPr>
+      </w:r>
     </w:p>
     <w:p>
       <w:pPr>
@@ -12999,7 +13064,7 @@
       </w:r>
       <w:r>
         <w:rPr>
-          <w:rFonts w:ascii="Times New Roman" w:hAnsi="Times New Roman" w:eastAsia="Times New Roman" w:cs="Times New Roman"/>
+          <w:rFonts w:ascii="Times New Roman" w:hAnsi="Times New Roman" w:cs="Times New Roman"/>
           <w:sz w:val="28"/>
           <w:szCs w:val="28"/>
         </w:rPr>
@@ -13346,6 +13411,11 @@
           <w:highlight w:val="none"/>
         </w:rPr>
       </w:r>
+      <w:r>
+        <w:rPr>
+          <w:highlight w:val="none"/>
+        </w:rPr>
+      </w:r>
     </w:p>
     <w:p>
       <w:pPr>
@@ -13408,6 +13478,7 @@
       <w:r>
         <w:rPr>
           <w:highlight w:val="none"/>
+          <w:lang w:val="ru-RU"/>
         </w:rPr>
       </w:r>
       <w:r>
@@ -13496,7 +13567,7 @@
       <w:r>
         <w:rPr>
           <w:highlight w:val="none"/>
-          <w:lang w:val="ru-RU"/>
+          <w:lang w:val="en-US"/>
         </w:rPr>
       </w:r>
       <w:r>
@@ -13563,7 +13634,7 @@
       <w:r>
         <w:rPr>
           <w:highlight w:val="none"/>
-          <w:lang w:val="ru-RU"/>
+          <w:lang w:val="en-US"/>
         </w:rPr>
       </w:r>
       <w:r>
@@ -13637,7 +13708,7 @@
       <w:r>
         <w:rPr>
           <w:highlight w:val="none"/>
-          <w:lang w:val="ru-RU"/>
+          <w:lang w:val="en-US"/>
         </w:rPr>
       </w:r>
       <w:r>
@@ -13709,7 +13780,6 @@
       </w:r>
       <w:r>
         <w:rPr>
-          <w:highlight w:val="none"/>
           <w:lang w:val="ru-RU"/>
         </w:rPr>
       </w:r>
@@ -13760,7 +13830,6 @@
       </w:r>
       <w:r>
         <w:rPr>
-          <w:highlight w:val="none"/>
           <w:lang w:val="ru-RU"/>
         </w:rPr>
       </w:r>
@@ -13877,6 +13946,12 @@
           <w:lang w:val="ru-RU"/>
         </w:rPr>
       </w:r>
+      <w:r>
+        <w:rPr>
+          <w:highlight w:val="none"/>
+          <w:lang w:val="ru-RU"/>
+        </w:rPr>
+      </w:r>
     </w:p>
     <w:p>
       <w:pPr>
@@ -13950,6 +14025,13 @@
           <w:lang w:val="ru-RU"/>
         </w:rPr>
       </w:r>
+      <w:r>
+        <w:rPr>
+          <w:rStyle w:val="851"/>
+          <w:highlight w:val="none"/>
+          <w:lang w:val="ru-RU"/>
+        </w:rPr>
+      </w:r>
     </w:p>
     <w:p>
       <w:pPr>
@@ -14149,6 +14231,14 @@
         <w:rPr>
           <w:rStyle w:val="848"/>
           <w:lang w:val="ru-RU"/>
+        </w:rPr>
+      </w:r>
+      <w:r>
+        <w:rPr>
+          <w:rStyle w:val="848"/>
+          <w:highlight w:val="none"/>
+          <w:lang w:val="ru-RU"/>
+          <w14:ligatures w14:val="none"/>
         </w:rPr>
       </w:r>
     </w:p>
@@ -14245,8 +14335,8 @@
       <w:r>
         <w:rPr>
           <w:rStyle w:val="848"/>
-          <w:highlight w:val="none"/>
-          <w:lang w:val="ru-RU"/>
+          <w:lang w:val="ru-RU"/>
+          <w14:ligatures w14:val="none"/>
         </w:rPr>
       </w:r>
     </w:p>
@@ -14897,6 +14987,13 @@
           <w14:ligatures w14:val="none"/>
         </w:rPr>
       </w:r>
+      <w:r>
+        <w:rPr>
+          <w:highlight w:val="none"/>
+          <w:lang w:val="ru-RU"/>
+          <w14:ligatures w14:val="none"/>
+        </w:rPr>
+      </w:r>
     </w:p>
     <w:p>
       <w:pPr>
@@ -15287,12 +15384,20 @@
           <w:lang w:val="ru-RU"/>
         </w:rPr>
       </w:r>
+      <w:r>
+        <w:rPr>
+          <w:rStyle w:val="851"/>
+          <w:highlight w:val="none"/>
+          <w:lang w:val="en-US"/>
+          <w14:ligatures w14:val="none"/>
+        </w:rPr>
+      </w:r>
     </w:p>
     <w:p>
       <w:pPr>
         <w:pStyle w:val="849"/>
-        <w:ind w:left="1417" w:firstLine="0"/>
-        <w:jc w:val="center"/>
+        <w:ind w:left="0" w:firstLine="0"/>
+        <w:jc w:val="left"/>
         <w:rPr>
           <w:lang w:val="ru-RU"/>
           <w14:ligatures w14:val="none"/>
@@ -15380,9 +15485,8 @@
       </w:r>
       <w:r>
         <w:rPr>
-          <w:rStyle w:val="851"/>
-          <w:highlight w:val="none"/>
-          <w:lang w:val="ru-RU"/>
+          <w:lang w:val="ru-RU"/>
+          <w14:ligatures w14:val="none"/>
         </w:rPr>
       </w:r>
     </w:p>
@@ -15479,6 +15583,13 @@
       <w:r>
         <w:rPr>
           <w:rStyle w:val="848"/>
+        </w:rPr>
+      </w:r>
+      <w:r>
+        <w:rPr>
+          <w:rStyle w:val="848"/>
+          <w:highlight w:val="none"/>
+          <w14:ligatures w14:val="none"/>
         </w:rPr>
       </w:r>
     </w:p>
@@ -15571,7 +15682,7 @@
       <w:r>
         <w:rPr>
           <w:rStyle w:val="848"/>
-          <w:highlight w:val="none"/>
+          <w14:ligatures w14:val="none"/>
         </w:rPr>
       </w:r>
     </w:p>
@@ -15674,7 +15785,12 @@
         </w:rPr>
         <w:t xml:space="preserve">3</w:t>
       </w:r>
-      <w:r/>
+      <w:r>
+        <w:rPr>
+          <w:highlight w:val="none"/>
+          <w:lang w:val="ru-RU"/>
+        </w:rPr>
+      </w:r>
     </w:p>
     <w:p>
       <w:pPr>
@@ -15862,6 +15978,12 @@
           <w:lang w:val="ru-RU"/>
         </w:rPr>
       </w:r>
+      <w:r>
+        <w:rPr>
+          <w:highlight w:val="none"/>
+          <w:lang w:val="ru-RU"/>
+        </w:rPr>
+      </w:r>
     </w:p>
     <w:p>
       <w:pPr>
@@ -16070,6 +16192,12 @@
           <w:lang w:val="ru-RU"/>
         </w:rPr>
       </w:r>
+      <w:r>
+        <w:rPr>
+          <w:highlight w:val="none"/>
+          <w:lang w:val="ru-RU"/>
+        </w:rPr>
+      </w:r>
     </w:p>
     <w:p>
       <w:pPr>
@@ -16170,6 +16298,7 @@
         <w:pStyle w:val="849"/>
         <w:jc w:val="center"/>
         <w:rPr>
+          <w:highlight w:val="none"/>
           <w:lang w:val="ru-RU"/>
         </w:rPr>
       </w:pPr>
@@ -16291,6 +16420,12 @@
           <w:lang w:val="ru-RU"/>
         </w:rPr>
         <w:t xml:space="preserve">)</w:t>
+      </w:r>
+      <w:r>
+        <w:rPr>
+          <w:highlight w:val="none"/>
+          <w:lang w:val="ru-RU"/>
+        </w:rPr>
       </w:r>
       <w:r>
         <w:rPr>
@@ -16300,11 +16435,1266 @@
       </w:r>
     </w:p>
     <w:p>
-      <w:r/>
+      <w:pPr>
+        <w:pStyle w:val="849"/>
+        <w:jc w:val="center"/>
+        <w:rPr>
+          <w:highlight w:val="none"/>
+          <w:lang w:val="ru-RU"/>
+        </w:rPr>
+      </w:pPr>
+      <w:r>
+        <w:rPr>
+          <w:highlight w:val="none"/>
+          <w:lang w:val="ru-RU"/>
+        </w:rPr>
+      </w:r>
+      <w:r>
+        <w:rPr>
+          <w:highlight w:val="none"/>
+          <w:lang w:val="ru-RU"/>
+        </w:rPr>
+      </w:r>
+    </w:p>
+    <w:p>
+      <w:pPr>
+        <w:pStyle w:val="849"/>
+        <w:jc w:val="center"/>
+        <w:rPr>
+          <w:lang w:val="ru-RU"/>
+        </w:rPr>
+      </w:pPr>
+      <w:r>
+        <w:rPr>
+          <w:highlight w:val="none"/>
+          <w:lang w:val="ru-RU"/>
+        </w:rPr>
+      </w:r>
+      <w:r>
+        <mc:AlternateContent>
+          <mc:Choice Requires="wpg">
+            <w:drawing>
+              <wp:inline xmlns:wp="http://schemas.openxmlformats.org/drawingml/2006/wordprocessingDrawing" distT="0" distB="0" distL="0" distR="0">
+                <wp:extent cx="5940425" cy="986277"/>
+                <wp:effectExtent l="0" t="0" r="0" b="0"/>
+                <wp:docPr id="10" name=""/>
+                <wp:cNvGraphicFramePr>
+                  <a:graphicFrameLocks xmlns:a="http://schemas.openxmlformats.org/drawingml/2006/main" noChangeAspect="1"/>
+                </wp:cNvGraphicFramePr>
+                <a:graphic xmlns:a="http://schemas.openxmlformats.org/drawingml/2006/main">
+                  <a:graphicData uri="http://schemas.openxmlformats.org/drawingml/2006/picture">
+                    <pic:pic xmlns:pic="http://schemas.openxmlformats.org/drawingml/2006/picture">
+                      <pic:nvPicPr>
+                        <pic:cNvPr id="229090406" name=""/>
+                        <pic:cNvPicPr>
+                          <a:picLocks noChangeAspect="1"/>
+                        </pic:cNvPicPr>
+                        <pic:nvPr/>
+                      </pic:nvPicPr>
+                      <pic:blipFill>
+                        <a:blip r:embed="rId19"/>
+                        <a:stretch/>
+                      </pic:blipFill>
+                      <pic:spPr bwMode="auto">
+                        <a:xfrm>
+                          <a:off x="0" y="0"/>
+                          <a:ext cx="5940424" cy="986277"/>
+                        </a:xfrm>
+                        <a:prstGeom prst="rect">
+                          <a:avLst/>
+                        </a:prstGeom>
+                      </pic:spPr>
+                    </pic:pic>
+                  </a:graphicData>
+                </a:graphic>
+              </wp:inline>
+            </w:drawing>
+          </mc:Choice>
+          <mc:Fallback>
+            <w:pict>
+              <v:shapetype type="#_x0000_t75" o:spt="75" coordsize="21600,21600" o:preferrelative="t" path="m@4@5l@4@11@9@11@9@5xe">
+                <v:formulas>
+                  <v:f eqn="if lineDrawn pixelLineWidth 0"/>
+                  <v:f eqn="sum @0 1 0"/>
+                  <v:f eqn="sum 0 0 @1"/>
+                  <v:f eqn="prod @2 1 2"/>
+                  <v:f eqn="prod @3 21600 pixelWidth"/>
+                  <v:f eqn="prod @3 21600 pixelHeight"/>
+                  <v:f eqn="sum @0 0 1"/>
+                  <v:f eqn="prod @6 1 2"/>
+                  <v:f eqn="prod @7 21600 pixelWidth"/>
+                  <v:f eqn="sum @8 21600 0"/>
+                  <v:f eqn="prod @7 21600 pixelHeight"/>
+                  <v:f eqn="sum @10 21600 0"/>
+                </v:formulas>
+              </v:shapetype>
+              <v:shape id="_x0000_i9" o:spid="_x0000_s9" type="#_x0000_t75" style="width:467.75pt;height:77.66pt;mso-wrap-distance-left:0.00pt;mso-wrap-distance-top:0.00pt;mso-wrap-distance-right:0.00pt;mso-wrap-distance-bottom:0.00pt;" stroked="false">
+                <v:path textboxrect="0,0,0,0"/>
+                <v:imagedata r:id="rId19" o:title=""/>
+              </v:shape>
+            </w:pict>
+          </mc:Fallback>
+        </mc:AlternateContent>
+      </w:r>
+      <w:r>
+        <w:rPr>
+          <w:highlight w:val="none"/>
+          <w:lang w:val="ru-RU"/>
+        </w:rPr>
+      </w:r>
+      <w:r>
+        <w:rPr>
+          <w:highlight w:val="none"/>
+          <w:lang w:val="ru-RU"/>
+        </w:rPr>
+      </w:r>
+    </w:p>
+    <w:p>
+      <w:pPr>
+        <w:pStyle w:val="849"/>
+        <w:jc w:val="center"/>
+        <w:rPr>
+          <w:highlight w:val="none"/>
+          <w:lang w:val="ru-RU"/>
+        </w:rPr>
+      </w:pPr>
+      <w:r>
+        <w:rPr>
+          <w:highlight w:val="none"/>
+          <w:lang w:val="ru-RU"/>
+        </w:rPr>
+        <w:t xml:space="preserve">Рисунок 1</w:t>
+      </w:r>
+      <w:r>
+        <w:rPr>
+          <w:highlight w:val="none"/>
+          <w:lang w:val="ru-RU"/>
+        </w:rPr>
+        <w:t xml:space="preserve">.</w:t>
+      </w:r>
+      <w:r>
+        <w:rPr>
+          <w:highlight w:val="none"/>
+          <w:lang w:val="ru-RU"/>
+        </w:rPr>
+        <w:t xml:space="preserve">2</w:t>
+      </w:r>
+      <w:r>
+        <w:rPr>
+          <w:highlight w:val="none"/>
+          <w:lang w:val="ru-RU"/>
+        </w:rPr>
+        <w:t xml:space="preserve">.</w:t>
+      </w:r>
+      <w:r>
+        <w:rPr>
+          <w:highlight w:val="none"/>
+          <w:lang w:val="ru-RU"/>
+        </w:rPr>
+        <w:t xml:space="preserve">1</w:t>
+      </w:r>
+      <w:r>
+        <w:rPr>
+          <w:highlight w:val="none"/>
+          <w:lang w:val="ru-RU"/>
+        </w:rPr>
+        <w:t xml:space="preserve">.</w:t>
+      </w:r>
+      <w:r>
+        <w:rPr>
+          <w:highlight w:val="none"/>
+          <w:lang w:val="ru-RU"/>
+        </w:rPr>
+        <w:t xml:space="preserve">6</w:t>
+      </w:r>
+      <w:r>
+        <w:rPr>
+          <w:highlight w:val="none"/>
+          <w:lang w:val="ru-RU"/>
+        </w:rPr>
+        <w:t xml:space="preserve"> </w:t>
+      </w:r>
+      <w:r>
+        <w:rPr>
+          <w:highlight w:val="none"/>
+          <w:lang w:val="ru-RU"/>
+        </w:rPr>
+        <w:t xml:space="preserve">–</w:t>
+      </w:r>
+      <w:r>
+        <w:rPr>
+          <w:highlight w:val="none"/>
+          <w:lang w:val="ru-RU"/>
+        </w:rPr>
+        <w:t xml:space="preserve"> Нотация </w:t>
+      </w:r>
+      <w:r>
+        <w:rPr>
+          <w:highlight w:val="none"/>
+          <w:lang w:val="ru-RU"/>
+        </w:rPr>
+        <w:t xml:space="preserve">B</w:t>
+      </w:r>
+      <w:r>
+        <w:rPr>
+          <w:highlight w:val="none"/>
+          <w:lang w:val="ru-RU"/>
+        </w:rPr>
+        <w:t xml:space="preserve">P</w:t>
+      </w:r>
+      <w:r>
+        <w:rPr>
+          <w:highlight w:val="none"/>
+          <w:lang w:val="ru-RU"/>
+        </w:rPr>
+        <w:t xml:space="preserve">M</w:t>
+      </w:r>
+      <w:r>
+        <w:rPr>
+          <w:highlight w:val="none"/>
+          <w:lang w:val="ru-RU"/>
+        </w:rPr>
+        <w:t xml:space="preserve">N</w:t>
+      </w:r>
+      <w:r>
+        <w:rPr>
+          <w:highlight w:val="none"/>
+          <w:lang w:val="ru-RU"/>
+        </w:rPr>
+      </w:r>
+    </w:p>
+    <w:p>
+      <w:pPr>
+        <w:pStyle w:val="849"/>
+        <w:jc w:val="center"/>
+        <w:rPr>
+          <w:highlight w:val="none"/>
+          <w:lang w:val="ru-RU"/>
+        </w:rPr>
+      </w:pPr>
+      <w:r>
+        <w:rPr>
+          <w:highlight w:val="none"/>
+          <w:lang w:val="ru-RU"/>
+        </w:rPr>
+      </w:r>
+      <w:r>
+        <w:rPr>
+          <w:highlight w:val="none"/>
+          <w:lang w:val="ru-RU"/>
+        </w:rPr>
+      </w:r>
+    </w:p>
+    <w:p>
+      <w:pPr>
+        <w:pStyle w:val="849"/>
+        <w:jc w:val="center"/>
+        <w:rPr>
+          <w:highlight w:val="none"/>
+          <w:lang w:val="ru-RU"/>
+        </w:rPr>
+      </w:pPr>
+      <w:r>
+        <w:rPr>
+          <w:highlight w:val="none"/>
+          <w:lang w:val="ru-RU"/>
+        </w:rPr>
+      </w:r>
+      <w:r>
+        <mc:AlternateContent>
+          <mc:Choice Requires="wpg">
+            <w:drawing>
+              <wp:inline xmlns:wp="http://schemas.openxmlformats.org/drawingml/2006/wordprocessingDrawing" distT="0" distB="0" distL="0" distR="0">
+                <wp:extent cx="4133850" cy="7562850"/>
+                <wp:effectExtent l="0" t="0" r="0" b="0"/>
+                <wp:docPr id="11" name=""/>
+                <wp:cNvGraphicFramePr>
+                  <a:graphicFrameLocks xmlns:a="http://schemas.openxmlformats.org/drawingml/2006/main" noChangeAspect="1"/>
+                </wp:cNvGraphicFramePr>
+                <a:graphic xmlns:a="http://schemas.openxmlformats.org/drawingml/2006/main">
+                  <a:graphicData uri="http://schemas.openxmlformats.org/drawingml/2006/picture">
+                    <pic:pic xmlns:pic="http://schemas.openxmlformats.org/drawingml/2006/picture">
+                      <pic:nvPicPr>
+                        <pic:cNvPr id="479826292" name=""/>
+                        <pic:cNvPicPr>
+                          <a:picLocks noChangeAspect="1"/>
+                        </pic:cNvPicPr>
+                        <pic:nvPr/>
+                      </pic:nvPicPr>
+                      <pic:blipFill>
+                        <a:blip r:embed="rId20"/>
+                        <a:stretch/>
+                      </pic:blipFill>
+                      <pic:spPr bwMode="auto">
+                        <a:xfrm>
+                          <a:off x="0" y="0"/>
+                          <a:ext cx="4133849" cy="7562849"/>
+                        </a:xfrm>
+                        <a:prstGeom prst="rect">
+                          <a:avLst/>
+                        </a:prstGeom>
+                      </pic:spPr>
+                    </pic:pic>
+                  </a:graphicData>
+                </a:graphic>
+              </wp:inline>
+            </w:drawing>
+          </mc:Choice>
+          <mc:Fallback>
+            <w:pict>
+              <v:shapetype type="#_x0000_t75" o:spt="75" coordsize="21600,21600" o:preferrelative="t" path="m@4@5l@4@11@9@11@9@5xe">
+                <v:formulas>
+                  <v:f eqn="if lineDrawn pixelLineWidth 0"/>
+                  <v:f eqn="sum @0 1 0"/>
+                  <v:f eqn="sum 0 0 @1"/>
+                  <v:f eqn="prod @2 1 2"/>
+                  <v:f eqn="prod @3 21600 pixelWidth"/>
+                  <v:f eqn="prod @3 21600 pixelHeight"/>
+                  <v:f eqn="sum @0 0 1"/>
+                  <v:f eqn="prod @6 1 2"/>
+                  <v:f eqn="prod @7 21600 pixelWidth"/>
+                  <v:f eqn="sum @8 21600 0"/>
+                  <v:f eqn="prod @7 21600 pixelHeight"/>
+                  <v:f eqn="sum @10 21600 0"/>
+                </v:formulas>
+              </v:shapetype>
+              <v:shape id="_x0000_i10" o:spid="_x0000_s10" type="#_x0000_t75" style="width:325.50pt;height:595.50pt;mso-wrap-distance-left:0.00pt;mso-wrap-distance-top:0.00pt;mso-wrap-distance-right:0.00pt;mso-wrap-distance-bottom:0.00pt;" stroked="false">
+                <v:path textboxrect="0,0,0,0"/>
+                <v:imagedata r:id="rId20" o:title=""/>
+              </v:shape>
+            </w:pict>
+          </mc:Fallback>
+        </mc:AlternateContent>
+      </w:r>
+      <w:r>
+        <w:rPr>
+          <w:highlight w:val="none"/>
+          <w:lang w:val="ru-RU"/>
+        </w:rPr>
+      </w:r>
+      <w:r>
+        <w:rPr>
+          <w:highlight w:val="none"/>
+          <w:lang w:val="ru-RU"/>
+        </w:rPr>
+      </w:r>
+    </w:p>
+    <w:p>
+      <w:pPr>
+        <w:pStyle w:val="849"/>
+        <w:jc w:val="center"/>
+        <w:rPr>
+          <w:highlight w:val="none"/>
+          <w:lang w:val="ru-RU"/>
+        </w:rPr>
+      </w:pPr>
+      <w:r>
+        <w:rPr>
+          <w:highlight w:val="none"/>
+          <w:lang w:val="ru-RU"/>
+        </w:rPr>
+        <w:t xml:space="preserve">Рисунок 1</w:t>
+      </w:r>
+      <w:r>
+        <w:rPr>
+          <w:highlight w:val="none"/>
+          <w:lang w:val="ru-RU"/>
+        </w:rPr>
+        <w:t xml:space="preserve">.</w:t>
+      </w:r>
+      <w:r>
+        <w:rPr>
+          <w:highlight w:val="none"/>
+          <w:lang w:val="ru-RU"/>
+        </w:rPr>
+        <w:t xml:space="preserve">2</w:t>
+      </w:r>
+      <w:r>
+        <w:rPr>
+          <w:highlight w:val="none"/>
+          <w:lang w:val="ru-RU"/>
+        </w:rPr>
+        <w:t xml:space="preserve">.</w:t>
+      </w:r>
+      <w:r>
+        <w:rPr>
+          <w:highlight w:val="none"/>
+          <w:lang w:val="ru-RU"/>
+        </w:rPr>
+        <w:t xml:space="preserve">1</w:t>
+      </w:r>
+      <w:r>
+        <w:rPr>
+          <w:highlight w:val="none"/>
+          <w:lang w:val="ru-RU"/>
+        </w:rPr>
+        <w:t xml:space="preserve">.</w:t>
+      </w:r>
+      <w:r>
+        <w:rPr>
+          <w:highlight w:val="none"/>
+          <w:lang w:val="ru-RU"/>
+        </w:rPr>
+        <w:t xml:space="preserve">7</w:t>
+      </w:r>
+      <w:r>
+        <w:rPr>
+          <w:highlight w:val="none"/>
+          <w:lang w:val="ru-RU"/>
+        </w:rPr>
+        <w:t xml:space="preserve"> </w:t>
+      </w:r>
+      <w:r>
+        <w:rPr>
+          <w:highlight w:val="none"/>
+          <w:lang w:val="ru-RU"/>
+        </w:rPr>
+        <w:t xml:space="preserve">–</w:t>
+      </w:r>
+      <w:r>
+        <w:rPr>
+          <w:highlight w:val="none"/>
+          <w:lang w:val="ru-RU"/>
+        </w:rPr>
+        <w:t xml:space="preserve"> </w:t>
+      </w:r>
+      <w:r>
+        <w:rPr>
+          <w:highlight w:val="none"/>
+          <w:lang w:val="ru-RU"/>
+        </w:rPr>
+        <w:t xml:space="preserve">Нотация </w:t>
+      </w:r>
+      <w:r>
+        <w:rPr>
+          <w:highlight w:val="none"/>
+          <w:lang w:val="ru-RU"/>
+        </w:rPr>
+        <w:t xml:space="preserve">U</w:t>
+      </w:r>
+      <w:r>
+        <w:rPr>
+          <w:highlight w:val="none"/>
+          <w:lang w:val="ru-RU"/>
+        </w:rPr>
+        <w:t xml:space="preserve">M</w:t>
+      </w:r>
+      <w:r>
+        <w:rPr>
+          <w:highlight w:val="none"/>
+          <w:lang w:val="ru-RU"/>
+        </w:rPr>
+        <w:t xml:space="preserve">L</w:t>
+      </w:r>
+      <w:r>
+        <w:rPr>
+          <w:highlight w:val="none"/>
+          <w:lang w:val="ru-RU"/>
+        </w:rPr>
+      </w:r>
+    </w:p>
+    <w:p>
+      <w:pPr>
+        <w:pStyle w:val="849"/>
+        <w:jc w:val="right"/>
+        <w:rPr>
+          <w:highlight w:val="none"/>
+          <w:lang w:val="ru-RU"/>
+        </w:rPr>
+      </w:pPr>
+      <w:r>
+        <w:rPr>
+          <w:highlight w:val="none"/>
+          <w:lang w:val="ru-RU"/>
+        </w:rPr>
+        <w:t xml:space="preserve">Таблица</w:t>
+      </w:r>
+      <w:r>
+        <w:rPr>
+          <w:highlight w:val="none"/>
+          <w:lang w:val="ru-RU"/>
+        </w:rPr>
+        <w:t xml:space="preserve"> </w:t>
+      </w:r>
+      <w:r>
+        <w:rPr>
+          <w:highlight w:val="none"/>
+          <w:lang w:val="ru-RU"/>
+        </w:rPr>
+        <w:t xml:space="preserve">1</w:t>
+      </w:r>
+      <w:r>
+        <w:rPr>
+          <w:highlight w:val="none"/>
+          <w:lang w:val="ru-RU"/>
+        </w:rPr>
+        <w:t xml:space="preserve">.</w:t>
+      </w:r>
+      <w:r>
+        <w:rPr>
+          <w:highlight w:val="none"/>
+          <w:lang w:val="ru-RU"/>
+        </w:rPr>
+        <w:t xml:space="preserve">2</w:t>
+      </w:r>
+      <w:r>
+        <w:rPr>
+          <w:highlight w:val="none"/>
+          <w:lang w:val="ru-RU"/>
+        </w:rPr>
+        <w:t xml:space="preserve"> Матрица распределения ответственности</w:t>
+      </w:r>
+      <w:r>
+        <w:rPr>
+          <w:highlight w:val="none"/>
+          <w:lang w:val="ru-RU"/>
+        </w:rPr>
+      </w:r>
+    </w:p>
+    <w:tbl>
+      <w:tblPr>
+        <w:tblStyle w:val="698"/>
+        <w:tblW w:w="0" w:type="auto"/>
+        <w:tblLook w:val="04A0" w:firstRow="1" w:lastRow="0" w:firstColumn="1" w:lastColumn="0" w:noHBand="0" w:noVBand="1"/>
+      </w:tblPr>
+      <w:tblGrid>
+        <w:gridCol w:w="3114"/>
+        <w:gridCol w:w="3115"/>
+        <w:gridCol w:w="3116"/>
+      </w:tblGrid>
+      <w:tr>
+        <w:tblPrEx/>
+        <w:trPr/>
+        <w:tc>
+          <w:tcPr>
+            <w:tcW w:w="3118" w:type="dxa"/>
+            <w:textDirection w:val="lrTb"/>
+            <w:noWrap w:val="false"/>
+          </w:tcPr>
+          <w:p>
+            <w:pPr>
+              <w:pStyle w:val="1_868"/>
+              <w:jc w:val="left"/>
+            </w:pPr>
+            <w:r>
+              <w:t xml:space="preserve">     Задача </w:t>
+            </w:r>
+            <w:r/>
+            <w:r/>
+          </w:p>
+        </w:tc>
+        <w:tc>
+          <w:tcPr>
+            <w:tcW w:w="3118" w:type="dxa"/>
+            <w:textDirection w:val="lrTb"/>
+            <w:noWrap w:val="false"/>
+          </w:tcPr>
+          <w:p>
+            <w:pPr>
+              <w:pStyle w:val="1_868"/>
+              <w:jc w:val="left"/>
+            </w:pPr>
+            <w:r>
+              <w:t xml:space="preserve">     Роль</w:t>
+            </w:r>
+            <w:r/>
+            <w:r/>
+          </w:p>
+        </w:tc>
+        <w:tc>
+          <w:tcPr>
+            <w:tcW w:w="3118" w:type="dxa"/>
+            <w:textDirection w:val="lrTb"/>
+            <w:noWrap w:val="false"/>
+          </w:tcPr>
+          <w:p>
+            <w:pPr>
+              <w:pStyle w:val="1_868"/>
+              <w:jc w:val="left"/>
+            </w:pPr>
+            <w:r>
+              <w:t xml:space="preserve">ФИО участника</w:t>
+            </w:r>
+            <w:r/>
+            <w:r/>
+          </w:p>
+        </w:tc>
+      </w:tr>
+      <w:tr>
+        <w:tblPrEx/>
+        <w:trPr/>
+        <w:tc>
+          <w:tcPr>
+            <w:tcW w:w="3118" w:type="dxa"/>
+            <w:textDirection w:val="lrTb"/>
+            <w:noWrap w:val="false"/>
+          </w:tcPr>
+          <w:p>
+            <w:pPr>
+              <w:pStyle w:val="1_868"/>
+              <w:ind w:firstLine="0"/>
+              <w:jc w:val="center"/>
+            </w:pPr>
+            <w:r>
+              <w:t xml:space="preserve">Проверка технической документации  </w:t>
+            </w:r>
+            <w:r/>
+            <w:r/>
+          </w:p>
+        </w:tc>
+        <w:tc>
+          <w:tcPr>
+            <w:tcW w:w="3118" w:type="dxa"/>
+            <w:textDirection w:val="lrTb"/>
+            <w:noWrap w:val="false"/>
+          </w:tcPr>
+          <w:p>
+            <w:pPr>
+              <w:pStyle w:val="1_868"/>
+              <w:ind w:firstLine="0"/>
+              <w:jc w:val="center"/>
+            </w:pPr>
+            <w:r>
+              <w:t xml:space="preserve">Куратор проекта «СДГВМ»</w:t>
+            </w:r>
+            <w:r/>
+            <w:r/>
+          </w:p>
+        </w:tc>
+        <w:tc>
+          <w:tcPr>
+            <w:tcW w:w="3118" w:type="dxa"/>
+            <w:textDirection w:val="lrTb"/>
+            <w:noWrap w:val="false"/>
+          </w:tcPr>
+          <w:p>
+            <w:pPr>
+              <w:pStyle w:val="1_868"/>
+              <w:ind w:firstLine="0"/>
+              <w:jc w:val="center"/>
+            </w:pPr>
+            <w:r>
+              <w:t xml:space="preserve">Блощук Андрей Алексеевич</w:t>
+            </w:r>
+            <w:r/>
+            <w:r/>
+          </w:p>
+        </w:tc>
+      </w:tr>
+      <w:tr>
+        <w:tblPrEx/>
+        <w:trPr/>
+        <w:tc>
+          <w:tcPr>
+            <w:tcW w:w="3118" w:type="dxa"/>
+            <w:textDirection w:val="lrTb"/>
+            <w:noWrap w:val="false"/>
+          </w:tcPr>
+          <w:p>
+            <w:pPr>
+              <w:pStyle w:val="1_868"/>
+              <w:ind w:firstLine="0"/>
+              <w:jc w:val="center"/>
+            </w:pPr>
+            <w:r>
+              <w:t xml:space="preserve">Объединение общей архитектуры проекта, разработка функционала</w:t>
+            </w:r>
+            <w:r/>
+            <w:r/>
+          </w:p>
+        </w:tc>
+        <w:tc>
+          <w:tcPr>
+            <w:tcW w:w="3118" w:type="dxa"/>
+            <w:textDirection w:val="lrTb"/>
+            <w:noWrap w:val="false"/>
+          </w:tcPr>
+          <w:p>
+            <w:pPr>
+              <w:pStyle w:val="1_868"/>
+              <w:ind w:firstLine="0"/>
+              <w:jc w:val="center"/>
+            </w:pPr>
+            <w:r>
+              <w:t xml:space="preserve">Технический консультант</w:t>
+            </w:r>
+            <w:r/>
+            <w:r/>
+          </w:p>
+        </w:tc>
+        <w:tc>
+          <w:tcPr>
+            <w:tcW w:w="3118" w:type="dxa"/>
+            <w:textDirection w:val="lrTb"/>
+            <w:noWrap w:val="false"/>
+          </w:tcPr>
+          <w:p>
+            <w:pPr>
+              <w:pStyle w:val="1_868"/>
+              <w:ind w:firstLine="0"/>
+              <w:jc w:val="center"/>
+            </w:pPr>
+            <w:r>
+              <w:t xml:space="preserve">Максим Владимирович Преображенский</w:t>
+            </w:r>
+            <w:r/>
+            <w:r/>
+          </w:p>
+        </w:tc>
+      </w:tr>
+      <w:tr>
+        <w:tblPrEx/>
+        <w:trPr>
+          <w:trHeight w:val="483"/>
+        </w:trPr>
+        <w:tc>
+          <w:tcPr>
+            <w:tcW w:w="3118" w:type="dxa"/>
+            <w:vMerge w:val="restart"/>
+            <w:textDirection w:val="lrTb"/>
+            <w:noWrap w:val="false"/>
+          </w:tcPr>
+          <w:p>
+            <w:pPr>
+              <w:pStyle w:val="1_868"/>
+              <w:ind w:firstLine="0"/>
+              <w:jc w:val="center"/>
+            </w:pPr>
+            <w:r>
+              <w:t xml:space="preserve">Тестирование интерфейса на понятность </w:t>
+            </w:r>
+            <w:r/>
+            <w:r/>
+          </w:p>
+        </w:tc>
+        <w:tc>
+          <w:tcPr>
+            <w:tcW w:w="3118" w:type="dxa"/>
+            <w:vMerge w:val="restart"/>
+            <w:textDirection w:val="lrTb"/>
+            <w:noWrap w:val="false"/>
+          </w:tcPr>
+          <w:p>
+            <w:pPr>
+              <w:pStyle w:val="1_868"/>
+              <w:ind w:firstLine="0"/>
+              <w:jc w:val="center"/>
+            </w:pPr>
+            <w:r>
+              <w:t xml:space="preserve">Тестировщик</w:t>
+            </w:r>
+            <w:r>
+              <w:t xml:space="preserve"> интерфейса</w:t>
+            </w:r>
+            <w:r/>
+            <w:r/>
+          </w:p>
+        </w:tc>
+        <w:tc>
+          <w:tcPr>
+            <w:tcW w:w="3118" w:type="dxa"/>
+            <w:vMerge w:val="restart"/>
+            <w:textDirection w:val="lrTb"/>
+            <w:noWrap w:val="false"/>
+          </w:tcPr>
+          <w:p>
+            <w:pPr>
+              <w:pStyle w:val="1_868"/>
+              <w:ind w:firstLine="0"/>
+              <w:jc w:val="center"/>
+            </w:pPr>
+            <w:r>
+              <w:t xml:space="preserve">Мудров</w:t>
+            </w:r>
+            <w:r>
+              <w:t xml:space="preserve"> Никита Андреевич</w:t>
+            </w:r>
+            <w:r/>
+            <w:r/>
+          </w:p>
+        </w:tc>
+      </w:tr>
+      <w:tr>
+        <w:tblPrEx/>
+        <w:trPr>
+          <w:trHeight w:val="483"/>
+        </w:trPr>
+        <w:tc>
+          <w:tcPr>
+            <w:tcW w:w="3118" w:type="dxa"/>
+            <w:vMerge w:val="restart"/>
+            <w:textDirection w:val="lrTb"/>
+            <w:noWrap w:val="false"/>
+          </w:tcPr>
+          <w:p>
+            <w:pPr>
+              <w:pStyle w:val="1_868"/>
+              <w:ind w:firstLine="0"/>
+              <w:jc w:val="center"/>
+            </w:pPr>
+            <w:r>
+              <w:t xml:space="preserve">Помощь в разработке скриптов функционала</w:t>
+            </w:r>
+            <w:r/>
+            <w:r/>
+          </w:p>
+        </w:tc>
+        <w:tc>
+          <w:tcPr>
+            <w:tcW w:w="3118" w:type="dxa"/>
+            <w:vMerge w:val="restart"/>
+            <w:textDirection w:val="lrTb"/>
+            <w:noWrap w:val="false"/>
+          </w:tcPr>
+          <w:p>
+            <w:pPr>
+              <w:pStyle w:val="1_868"/>
+              <w:ind w:firstLine="0"/>
+              <w:jc w:val="center"/>
+            </w:pPr>
+            <w:r>
+              <w:t xml:space="preserve">Программист</w:t>
+            </w:r>
+            <w:r/>
+            <w:r/>
+          </w:p>
+        </w:tc>
+        <w:tc>
+          <w:tcPr>
+            <w:tcW w:w="3118" w:type="dxa"/>
+            <w:vMerge w:val="restart"/>
+            <w:textDirection w:val="lrTb"/>
+            <w:noWrap w:val="false"/>
+          </w:tcPr>
+          <w:p>
+            <w:pPr>
+              <w:pStyle w:val="1_868"/>
+              <w:ind w:firstLine="0"/>
+              <w:jc w:val="center"/>
+            </w:pPr>
+            <w:r>
+              <w:t xml:space="preserve">Исаев Николай Александрович</w:t>
+            </w:r>
+            <w:r/>
+            <w:r/>
+          </w:p>
+        </w:tc>
+      </w:tr>
+      <w:tr>
+        <w:tblPrEx/>
+        <w:trPr>
+          <w:trHeight w:val="483"/>
+        </w:trPr>
+        <w:tc>
+          <w:tcPr>
+            <w:tcW w:w="3118" w:type="dxa"/>
+            <w:vMerge w:val="restart"/>
+            <w:textDirection w:val="lrTb"/>
+            <w:noWrap w:val="false"/>
+          </w:tcPr>
+          <w:p>
+            <w:pPr>
+              <w:pStyle w:val="1_868"/>
+              <w:ind w:firstLine="0"/>
+              <w:jc w:val="center"/>
+            </w:pPr>
+            <w:r>
+              <w:t xml:space="preserve">Тестирование функционала и соотнесение с ГОСТ 19.302-79</w:t>
+            </w:r>
+            <w:r/>
+            <w:r/>
+          </w:p>
+        </w:tc>
+        <w:tc>
+          <w:tcPr>
+            <w:tcW w:w="3118" w:type="dxa"/>
+            <w:vMerge w:val="restart"/>
+            <w:textDirection w:val="lrTb"/>
+            <w:noWrap w:val="false"/>
+          </w:tcPr>
+          <w:p>
+            <w:pPr>
+              <w:pStyle w:val="1_868"/>
+              <w:ind w:firstLine="0"/>
+              <w:jc w:val="center"/>
+            </w:pPr>
+            <w:r>
+              <w:t xml:space="preserve">Знающий стандарты платформы </w:t>
+            </w:r>
+            <w:r>
+              <w:t xml:space="preserve">Unity</w:t>
+            </w:r>
+            <w:r>
+              <w:t xml:space="preserve"> специалист</w:t>
+            </w:r>
+            <w:r/>
+            <w:r/>
+          </w:p>
+        </w:tc>
+        <w:tc>
+          <w:tcPr>
+            <w:tcW w:w="3118" w:type="dxa"/>
+            <w:vMerge w:val="restart"/>
+            <w:textDirection w:val="lrTb"/>
+            <w:noWrap w:val="false"/>
+          </w:tcPr>
+          <w:p>
+            <w:pPr>
+              <w:pStyle w:val="1_868"/>
+              <w:ind w:firstLine="0"/>
+              <w:jc w:val="center"/>
+            </w:pPr>
+            <w:r>
+              <w:t xml:space="preserve">Преображенский </w:t>
+            </w:r>
+            <w:r>
+              <w:t xml:space="preserve">Максим  Владимирович</w:t>
+            </w:r>
+            <w:r>
+              <w:t xml:space="preserve">, Блощук Андрей Алексеевич</w:t>
+            </w:r>
+            <w:r/>
+            <w:r/>
+          </w:p>
+        </w:tc>
+      </w:tr>
+      <w:tr>
+        <w:tblPrEx/>
+        <w:trPr/>
+        <w:tc>
+          <w:tcPr>
+            <w:tcW w:w="3118" w:type="dxa"/>
+            <w:textDirection w:val="lrTb"/>
+            <w:noWrap w:val="false"/>
+          </w:tcPr>
+          <w:p>
+            <w:pPr>
+              <w:pStyle w:val="1_868"/>
+              <w:ind w:firstLine="0"/>
+              <w:jc w:val="center"/>
+            </w:pPr>
+            <w:r>
+              <w:t xml:space="preserve">Обзор ошибок в архитектуре текстового содержания диплома и раздача замечаний </w:t>
+            </w:r>
+            <w:r>
+              <w:t xml:space="preserve">по улучшений</w:t>
+            </w:r>
+            <w:r/>
+            <w:r/>
+          </w:p>
+        </w:tc>
+        <w:tc>
+          <w:tcPr>
+            <w:tcW w:w="3118" w:type="dxa"/>
+            <w:textDirection w:val="lrTb"/>
+            <w:noWrap w:val="false"/>
+          </w:tcPr>
+          <w:p>
+            <w:pPr>
+              <w:pStyle w:val="1_868"/>
+              <w:ind w:firstLine="0"/>
+              <w:jc w:val="center"/>
+            </w:pPr>
+            <w:r>
+              <w:t xml:space="preserve">Куратор проекта «СДГВМ»</w:t>
+            </w:r>
+            <w:r/>
+            <w:r/>
+          </w:p>
+        </w:tc>
+        <w:tc>
+          <w:tcPr>
+            <w:tcW w:w="3118" w:type="dxa"/>
+            <w:textDirection w:val="lrTb"/>
+            <w:noWrap w:val="false"/>
+          </w:tcPr>
+          <w:p>
+            <w:pPr>
+              <w:pStyle w:val="1_868"/>
+              <w:ind w:firstLine="0"/>
+              <w:jc w:val="center"/>
+            </w:pPr>
+            <w:r>
+              <w:t xml:space="preserve">Блощук Андрей Алексеевич</w:t>
+            </w:r>
+            <w:r/>
+            <w:r/>
+          </w:p>
+          <w:p>
+            <w:pPr>
+              <w:pStyle w:val="1_868"/>
+              <w:jc w:val="center"/>
+            </w:pPr>
+            <w:r/>
+            <w:r/>
+            <w:r/>
+          </w:p>
+        </w:tc>
+      </w:tr>
+      <w:tr>
+        <w:tblPrEx/>
+        <w:trPr/>
+        <w:tc>
+          <w:tcPr>
+            <w:tcW w:w="3118" w:type="dxa"/>
+            <w:textDirection w:val="lrTb"/>
+            <w:noWrap w:val="false"/>
+          </w:tcPr>
+          <w:p>
+            <w:pPr>
+              <w:pStyle w:val="1_868"/>
+              <w:ind w:firstLine="0"/>
+              <w:jc w:val="center"/>
+            </w:pPr>
+            <w:r>
+              <w:t xml:space="preserve">Оптимизация технической составляющей </w:t>
+            </w:r>
+            <w:r/>
+            <w:r/>
+          </w:p>
+        </w:tc>
+        <w:tc>
+          <w:tcPr>
+            <w:tcW w:w="3118" w:type="dxa"/>
+            <w:textDirection w:val="lrTb"/>
+            <w:noWrap w:val="false"/>
+          </w:tcPr>
+          <w:p>
+            <w:pPr>
+              <w:pStyle w:val="1_868"/>
+              <w:ind w:firstLine="0"/>
+              <w:jc w:val="center"/>
+            </w:pPr>
+            <w:r>
+              <w:t xml:space="preserve">Технический консультант</w:t>
+            </w:r>
+            <w:r/>
+            <w:r/>
+          </w:p>
+          <w:p>
+            <w:pPr>
+              <w:pStyle w:val="1_868"/>
+              <w:jc w:val="center"/>
+            </w:pPr>
+            <w:r/>
+            <w:r/>
+            <w:r/>
+          </w:p>
+        </w:tc>
+        <w:tc>
+          <w:tcPr>
+            <w:tcW w:w="3118" w:type="dxa"/>
+            <w:textDirection w:val="lrTb"/>
+            <w:noWrap w:val="false"/>
+          </w:tcPr>
+          <w:p>
+            <w:pPr>
+              <w:pStyle w:val="1_868"/>
+              <w:ind w:firstLine="0"/>
+              <w:jc w:val="center"/>
+            </w:pPr>
+            <w:r>
+              <w:t xml:space="preserve">Максим Владимирович Преображенский</w:t>
+            </w:r>
+            <w:r/>
+            <w:r/>
+          </w:p>
+        </w:tc>
+      </w:tr>
+      <w:tr>
+        <w:tblPrEx/>
+        <w:trPr/>
+        <w:tc>
+          <w:tcPr>
+            <w:tcW w:w="3118" w:type="dxa"/>
+            <w:textDirection w:val="lrTb"/>
+            <w:noWrap w:val="false"/>
+          </w:tcPr>
+          <w:p>
+            <w:pPr>
+              <w:pStyle w:val="1_868"/>
+              <w:ind w:firstLine="0"/>
+              <w:jc w:val="center"/>
+            </w:pPr>
+            <w:r>
+              <w:t xml:space="preserve">Подготовка к защите ВКР</w:t>
+            </w:r>
+            <w:r/>
+            <w:r/>
+          </w:p>
+        </w:tc>
+        <w:tc>
+          <w:tcPr>
+            <w:tcW w:w="3118" w:type="dxa"/>
+            <w:textDirection w:val="lrTb"/>
+            <w:noWrap w:val="false"/>
+          </w:tcPr>
+          <w:p>
+            <w:pPr>
+              <w:pStyle w:val="1_868"/>
+              <w:ind w:firstLine="0"/>
+              <w:jc w:val="center"/>
+            </w:pPr>
+            <w:r>
+              <w:t xml:space="preserve">Куратор проекта «СДГВМ»</w:t>
+            </w:r>
+            <w:r/>
+            <w:r/>
+          </w:p>
+        </w:tc>
+        <w:tc>
+          <w:tcPr>
+            <w:tcW w:w="3118" w:type="dxa"/>
+            <w:textDirection w:val="lrTb"/>
+            <w:noWrap w:val="false"/>
+          </w:tcPr>
+          <w:p>
+            <w:pPr>
+              <w:pStyle w:val="1_868"/>
+              <w:ind w:firstLine="0"/>
+              <w:jc w:val="center"/>
+            </w:pPr>
+            <w:r>
+              <w:t xml:space="preserve">Блощук Андрей Алексеевич</w:t>
+            </w:r>
+            <w:r/>
+            <w:r/>
+          </w:p>
+        </w:tc>
+      </w:tr>
+    </w:tbl>
+    <w:p>
+      <w:pPr>
+        <w:pStyle w:val="849"/>
+        <w:jc w:val="right"/>
+        <w:rPr>
+          <w:highlight w:val="none"/>
+          <w:lang w:val="ru-RU"/>
+        </w:rPr>
+      </w:pPr>
+      <w:r>
+        <w:rPr>
+          <w:highlight w:val="none"/>
+          <w:lang w:val="ru-RU"/>
+        </w:rPr>
+      </w:r>
+      <w:r>
+        <w:rPr>
+          <w:highlight w:val="none"/>
+          <w:lang w:val="ru-RU"/>
+        </w:rPr>
+        <w:t xml:space="preserve"> </w:t>
+      </w:r>
+      <w:r>
+        <w:rPr>
+          <w:highlight w:val="none"/>
+          <w:lang w:val="ru-RU"/>
+        </w:rPr>
+        <w:t xml:space="preserve"> </w:t>
+      </w:r>
+      <w:r>
+        <w:rPr>
+          <w:highlight w:val="none"/>
+          <w:lang w:val="ru-RU"/>
+        </w:rPr>
+      </w:r>
       <w:r/>
     </w:p>
     <w:p>
+      <w:pPr>
+        <w:pStyle w:val="852"/>
+      </w:pPr>
+      <w:r>
+        <w:rPr>
+          <w:rStyle w:val="848"/>
+          <w:b/>
+          <w:bCs/>
+        </w:rPr>
+        <w:t xml:space="preserve">1</w:t>
+      </w:r>
+      <w:r>
+        <w:rPr>
+          <w:rStyle w:val="848"/>
+          <w:b/>
+          <w:bCs/>
+        </w:rPr>
+        <w:t xml:space="preserve">.</w:t>
+      </w:r>
+      <w:r>
+        <w:rPr>
+          <w:rStyle w:val="848"/>
+          <w:b/>
+          <w:bCs/>
+        </w:rPr>
+        <w:t xml:space="preserve">2</w:t>
+      </w:r>
+      <w:r>
+        <w:rPr>
+          <w:rStyle w:val="848"/>
+          <w:b/>
+          <w:bCs/>
+        </w:rPr>
+        <w:t xml:space="preserve">.</w:t>
+      </w:r>
+      <w:r>
+        <w:rPr>
+          <w:rStyle w:val="848"/>
+          <w:b/>
+          <w:bCs/>
+        </w:rPr>
+        <w:t xml:space="preserve">2</w:t>
+      </w:r>
+      <w:r>
+        <w:rPr>
+          <w:rStyle w:val="848"/>
+          <w:b/>
+          <w:bCs/>
+        </w:rPr>
+        <w:t xml:space="preserve"> </w:t>
+      </w:r>
+      <w:r>
+        <w:rPr>
+          <w:rStyle w:val="848"/>
+          <w:b/>
+          <w:bCs/>
+        </w:rPr>
+        <w:t xml:space="preserve">Моделирование процесса </w:t>
+      </w:r>
+      <w:r>
+        <w:rPr>
+          <w:rStyle w:val="848"/>
+          <w:b/>
+          <w:bCs/>
+        </w:rPr>
+        <w:t xml:space="preserve">«</w:t>
+      </w:r>
+      <w:r>
+        <w:rPr>
+          <w:rStyle w:val="848"/>
+          <w:b/>
+          <w:bCs/>
+        </w:rPr>
+        <w:t xml:space="preserve">как должно быть</w:t>
+      </w:r>
+      <w:r>
+        <w:rPr>
+          <w:rStyle w:val="848"/>
+          <w:b/>
+          <w:bCs/>
+        </w:rPr>
+        <w:t xml:space="preserve">»</w:t>
+      </w:r>
+      <w:r>
+        <w:t xml:space="preserve"> </w:t>
+      </w:r>
       <w:r/>
+    </w:p>
+    <w:p>
+      <w:r>
+        <w:rPr>
+          <w:lang w:val="en-US"/>
+        </w:rPr>
+      </w:r>
       <w:r/>
     </w:p>
     <w:sectPr>
@@ -28036,6 +29426,55 @@
       <w:bCs/>
     </w:rPr>
   </w:style>
+  <w:style w:type="paragraph" w:styleId="1_868" w:customStyle="1">
+    <w:name w:val="Мой обычный"/>
+    <w:basedOn w:val="924"/>
+    <w:next w:val="742"/>
+    <w:link w:val="932"/>
+    <w:qFormat/>
+    <w:pPr>
+      <w:contextualSpacing w:val="0"/>
+      <w:ind w:left="0" w:right="0" w:firstLine="709"/>
+      <w:jc w:val="both"/>
+      <w:keepLines w:val="0"/>
+      <w:keepNext w:val="0"/>
+      <w:pageBreakBefore w:val="0"/>
+      <w:spacing w:before="0" w:beforeAutospacing="0" w:after="0" w:afterAutospacing="0" w:line="360" w:lineRule="auto"/>
+      <w:shd w:val="nil" w:color="000000"/>
+      <w:widowControl w:val="off"/>
+      <w:pBdr>
+        <w:top w:val="none" w:color="000000" w:sz="0" w:space="0"/>
+        <w:left w:val="none" w:color="000000" w:sz="0" w:space="0"/>
+        <w:bottom w:val="none" w:color="000000" w:sz="0" w:space="0"/>
+        <w:right w:val="none" w:color="000000" w:sz="0" w:space="0"/>
+        <w:between w:val="none" w:color="000000" w:sz="0" w:space="0"/>
+      </w:pBdr>
+      <w:suppressLineNumbers w:val="0"/>
+    </w:pPr>
+    <w:rPr>
+      <w:rFonts w:ascii="Times New Roman" w:hAnsi="Times New Roman" w:eastAsia="Times New Roman" w:cs="Times New Roman"/>
+      <w:b w:val="0"/>
+      <w:bCs w:val="0"/>
+      <w:i w:val="0"/>
+      <w:iCs w:val="0"/>
+      <w:caps w:val="0"/>
+      <w:smallCaps w:val="0"/>
+      <w:strike w:val="0"/>
+      <w:vanish w:val="0"/>
+      <w:color w:val="auto"/>
+      <w:spacing w:val="0"/>
+      <w:position w:val="0"/>
+      <w:sz w:val="28"/>
+      <w:szCs w:val="28"/>
+      <w:highlight w:val="none"/>
+      <w:u w:val="none"/>
+      <w:vertAlign w:val="baseline"/>
+      <w:rtl w:val="0"/>
+      <w:cs w:val="0"/>
+      <w:lang w:val="ru-RU" w:eastAsia="en-US" w:bidi="ar-SA"/>
+      <w14:ligatures w14:val="none"/>
+    </w:rPr>
+  </w:style>
 </w:styles>
 </file>
 
